--- a/서버프로그램_포트폴리오/과목명_서버프로그램.docx
+++ b/서버프로그램_포트폴리오/과목명_서버프로그램.docx
@@ -30,35 +30,7 @@
         <w:rPr>
           <w:rFonts w:asciiTheme="minorEastAsia" w:hAnsiTheme="minorEastAsia" w:cs="Arial Unicode MS"/>
         </w:rPr>
-        <w:t xml:space="preserve"> [답안제출]정보처리기사_26.04.</w:t>
-      </w:r>
-      <w:proofErr w:type="gramStart"/>
-      <w:r>
-        <w:rPr>
-          <w:rFonts w:asciiTheme="minorEastAsia" w:hAnsiTheme="minorEastAsia" w:cs="Arial Unicode MS"/>
-        </w:rPr>
-        <w:t>20 &gt;</w:t>
-      </w:r>
-      <w:proofErr w:type="gramEnd"/>
-      <w:r>
-        <w:rPr>
-          <w:rFonts w:asciiTheme="minorEastAsia" w:hAnsiTheme="minorEastAsia" w:cs="Arial Unicode MS"/>
-        </w:rPr>
-        <w:t xml:space="preserve"> </w:t>
-      </w:r>
-      <w:proofErr w:type="gramStart"/>
-      <w:r>
-        <w:rPr>
-          <w:rFonts w:asciiTheme="minorEastAsia" w:hAnsiTheme="minorEastAsia" w:cs="Arial Unicode MS"/>
-        </w:rPr>
-        <w:t>답안링크 에</w:t>
-      </w:r>
-      <w:proofErr w:type="gramEnd"/>
-      <w:r>
-        <w:rPr>
-          <w:rFonts w:asciiTheme="minorEastAsia" w:hAnsiTheme="minorEastAsia" w:cs="Arial Unicode MS"/>
-        </w:rPr>
-        <w:t xml:space="preserve"> 공유주소를 올려 주세요, 샘플을 그대로 </w:t>
+        <w:t xml:space="preserve"> [답안제출]정보처리기사_26.04.20 &gt; 답안링크 에 공유주소를 올려 주세요, 샘플을 그대로 </w:t>
       </w:r>
       <w:proofErr w:type="spellStart"/>
       <w:r>
@@ -181,6 +153,201 @@
               </w:pBdr>
               <w:spacing w:line="240" w:lineRule="auto"/>
             </w:pPr>
+            <w:proofErr w:type="spellStart"/>
+            <w:r>
+              <w:rPr>
+                <w:rFonts w:hint="eastAsia"/>
+              </w:rPr>
+              <w:t>Python</w:t>
+            </w:r>
+            <w:proofErr w:type="spellEnd"/>
+            <w:r>
+              <w:rPr>
+                <w:rFonts w:hint="eastAsia"/>
+              </w:rPr>
+              <w:t xml:space="preserve"> 기반 </w:t>
+            </w:r>
+            <w:proofErr w:type="spellStart"/>
+            <w:r>
+              <w:rPr>
+                <w:rFonts w:hint="eastAsia"/>
+              </w:rPr>
+              <w:t>FastAPI</w:t>
+            </w:r>
+            <w:proofErr w:type="spellEnd"/>
+            <w:r>
+              <w:rPr>
+                <w:rFonts w:hint="eastAsia"/>
+              </w:rPr>
+              <w:t xml:space="preserve"> 프레임워크를 사용하여, </w:t>
+            </w:r>
+            <w:proofErr w:type="spellStart"/>
+            <w:r>
+              <w:rPr>
+                <w:rFonts w:hint="eastAsia"/>
+              </w:rPr>
+              <w:t>삼풍</w:t>
+            </w:r>
+            <w:proofErr w:type="spellEnd"/>
+            <w:r>
+              <w:rPr>
+                <w:rFonts w:hint="eastAsia"/>
+              </w:rPr>
+              <w:t xml:space="preserve"> 정보를 조회, 저장하는 기능을 수행하는 </w:t>
+            </w:r>
+            <w:proofErr w:type="spellStart"/>
+            <w:r>
+              <w:rPr>
+                <w:rFonts w:hint="eastAsia"/>
+              </w:rPr>
+              <w:t>RestAPI</w:t>
+            </w:r>
+            <w:proofErr w:type="spellEnd"/>
+            <w:r>
+              <w:rPr>
+                <w:rFonts w:hint="eastAsia"/>
+              </w:rPr>
+              <w:t xml:space="preserve"> 서버를 구축한다.</w:t>
+            </w:r>
+          </w:p>
+          <w:p>
+            <w:pPr>
+              <w:widowControl w:val="0"/>
+              <w:pBdr>
+                <w:top w:val="nil"/>
+                <w:left w:val="nil"/>
+                <w:bottom w:val="nil"/>
+                <w:right w:val="nil"/>
+                <w:between w:val="nil"/>
+              </w:pBdr>
+              <w:spacing w:line="240" w:lineRule="auto"/>
+            </w:pPr>
+            <w:r>
+              <w:rPr>
+                <w:rFonts w:hint="eastAsia"/>
+              </w:rPr>
+              <w:t xml:space="preserve">상품정보 입력 </w:t>
+            </w:r>
+            <w:proofErr w:type="spellStart"/>
+            <w:r>
+              <w:rPr>
+                <w:rFonts w:hint="eastAsia"/>
+              </w:rPr>
+              <w:t>html</w:t>
+            </w:r>
+            <w:proofErr w:type="spellEnd"/>
+            <w:r>
+              <w:rPr>
+                <w:rFonts w:hint="eastAsia"/>
+              </w:rPr>
+              <w:t xml:space="preserve"> 페이지에서 상품정보를 입력하고, 저장버튼을 누르면, 서버를 거쳐서 </w:t>
+            </w:r>
+            <w:proofErr w:type="spellStart"/>
+            <w:r>
+              <w:rPr>
+                <w:rFonts w:hint="eastAsia"/>
+              </w:rPr>
+              <w:t>DB에</w:t>
+            </w:r>
+            <w:proofErr w:type="spellEnd"/>
+            <w:r>
+              <w:rPr>
+                <w:rFonts w:hint="eastAsia"/>
+              </w:rPr>
+              <w:t xml:space="preserve"> 영구저장 한다.</w:t>
+            </w:r>
+            <w:r>
+              <w:br/>
+            </w:r>
+            <w:r>
+              <w:rPr>
+                <w:rFonts w:hint="eastAsia"/>
+              </w:rPr>
+              <w:t xml:space="preserve">상품조회 </w:t>
+            </w:r>
+            <w:proofErr w:type="spellStart"/>
+            <w:r>
+              <w:rPr>
+                <w:rFonts w:hint="eastAsia"/>
+              </w:rPr>
+              <w:t>html</w:t>
+            </w:r>
+            <w:proofErr w:type="spellEnd"/>
+            <w:r>
+              <w:rPr>
+                <w:rFonts w:hint="eastAsia"/>
+              </w:rPr>
+              <w:t xml:space="preserve"> 페이지에서는 </w:t>
+            </w:r>
+            <w:proofErr w:type="spellStart"/>
+            <w:r>
+              <w:rPr>
+                <w:rFonts w:hint="eastAsia"/>
+              </w:rPr>
+              <w:t>DB에</w:t>
+            </w:r>
+            <w:proofErr w:type="spellEnd"/>
+            <w:r>
+              <w:rPr>
+                <w:rFonts w:hint="eastAsia"/>
+              </w:rPr>
+              <w:t xml:space="preserve"> 저장된 상품정보를 조회하여 보여준다.</w:t>
+            </w:r>
+          </w:p>
+          <w:p>
+            <w:pPr>
+              <w:widowControl w:val="0"/>
+              <w:pBdr>
+                <w:top w:val="nil"/>
+                <w:left w:val="nil"/>
+                <w:bottom w:val="nil"/>
+                <w:right w:val="nil"/>
+                <w:between w:val="nil"/>
+              </w:pBdr>
+              <w:spacing w:line="240" w:lineRule="auto"/>
+            </w:pPr>
+            <w:r>
+              <w:rPr>
+                <w:rFonts w:hint="eastAsia"/>
+              </w:rPr>
+              <w:t xml:space="preserve">데이터베이스 연결 기능을 </w:t>
+            </w:r>
+            <w:proofErr w:type="spellStart"/>
+            <w:r>
+              <w:rPr>
+                <w:rFonts w:hint="eastAsia"/>
+              </w:rPr>
+              <w:t>공통모듈로</w:t>
+            </w:r>
+            <w:proofErr w:type="spellEnd"/>
+            <w:r>
+              <w:rPr>
+                <w:rFonts w:hint="eastAsia"/>
+              </w:rPr>
+              <w:t xml:space="preserve"> 구현하여 코드의 중복성을 줄이고 재사용성을 높인다.</w:t>
+            </w:r>
+          </w:p>
+          <w:p>
+            <w:pPr>
+              <w:widowControl w:val="0"/>
+              <w:pBdr>
+                <w:top w:val="nil"/>
+                <w:left w:val="nil"/>
+                <w:bottom w:val="nil"/>
+                <w:right w:val="nil"/>
+                <w:between w:val="nil"/>
+              </w:pBdr>
+              <w:spacing w:line="240" w:lineRule="auto"/>
+              <w:rPr>
+                <w:rFonts w:hint="eastAsia"/>
+              </w:rPr>
+            </w:pPr>
+            <w:r>
+              <w:rPr>
+                <w:rFonts w:hint="eastAsia"/>
+              </w:rPr>
+              <w:t>배치기능을 사용하여 서버의 상태를 주기적으로 점검한다.</w:t>
+            </w:r>
           </w:p>
         </w:tc>
       </w:tr>
@@ -272,103 +439,103 @@
               <w:widowControl w:val="0"/>
               <w:spacing w:line="240" w:lineRule="auto"/>
               <w:rPr>
+                <w:rFonts w:ascii="Arial Unicode MS" w:hAnsi="Arial Unicode MS" w:hint="eastAsia"/>
+              </w:rPr>
+            </w:pPr>
+            <w:r>
+              <w:rPr>
                 <w:rFonts w:ascii="Arial Unicode MS" w:hAnsi="Arial Unicode MS"/>
               </w:rPr>
+              <w:t>운영체제</w:t>
+            </w:r>
+          </w:p>
+        </w:tc>
+        <w:tc>
+          <w:tcPr>
+            <w:tcW w:w="1500" w:type="dxa"/>
+            <w:tcMar>
+              <w:top w:w="100" w:type="dxa"/>
+              <w:left w:w="100" w:type="dxa"/>
+              <w:bottom w:w="100" w:type="dxa"/>
+              <w:right w:w="100" w:type="dxa"/>
+            </w:tcMar>
+          </w:tcPr>
+          <w:p>
+            <w:pPr>
+              <w:widowControl w:val="0"/>
+              <w:spacing w:line="240" w:lineRule="auto"/>
+              <w:rPr>
+                <w:rFonts w:ascii="Arial Unicode MS" w:hAnsi="Arial Unicode MS" w:hint="eastAsia"/>
+              </w:rPr>
+            </w:pPr>
+            <w:r>
+              <w:rPr>
+                <w:rFonts w:ascii="맑은 고딕" w:eastAsia="맑은 고딕" w:hAnsi="맑은 고딕" w:cs="맑은 고딕" w:hint="eastAsia"/>
+              </w:rPr>
+              <w:t>개발</w:t>
+            </w:r>
+            <w:r>
+              <w:rPr>
+                <w:rFonts w:ascii="Arial Unicode MS" w:eastAsia="맑은 고딕" w:hAnsi="Arial Unicode MS" w:cs="맑은 고딕"/>
+              </w:rPr>
+              <w:t>언어/런타임</w:t>
+            </w:r>
+          </w:p>
+        </w:tc>
+        <w:tc>
+          <w:tcPr>
+            <w:tcW w:w="1695" w:type="dxa"/>
+            <w:tcMar>
+              <w:top w:w="100" w:type="dxa"/>
+              <w:left w:w="100" w:type="dxa"/>
+              <w:bottom w:w="100" w:type="dxa"/>
+              <w:right w:w="100" w:type="dxa"/>
+            </w:tcMar>
+          </w:tcPr>
+          <w:p>
+            <w:pPr>
+              <w:widowControl w:val="0"/>
+              <w:spacing w:line="240" w:lineRule="auto"/>
+              <w:rPr>
+                <w:rFonts w:ascii="Arial Unicode MS" w:hAnsi="Arial Unicode MS" w:hint="eastAsia"/>
+              </w:rPr>
             </w:pPr>
             <w:r>
               <w:rPr>
                 <w:rFonts w:ascii="Arial Unicode MS" w:hAnsi="Arial Unicode MS"/>
               </w:rPr>
-              <w:t>운영체제</w:t>
-            </w:r>
-          </w:p>
-        </w:tc>
-        <w:tc>
-          <w:tcPr>
-            <w:tcW w:w="1500" w:type="dxa"/>
-            <w:tcMar>
-              <w:top w:w="100" w:type="dxa"/>
-              <w:left w:w="100" w:type="dxa"/>
-              <w:bottom w:w="100" w:type="dxa"/>
-              <w:right w:w="100" w:type="dxa"/>
-            </w:tcMar>
-          </w:tcPr>
-          <w:p>
-            <w:pPr>
-              <w:widowControl w:val="0"/>
-              <w:spacing w:line="240" w:lineRule="auto"/>
-              <w:rPr>
-                <w:rFonts w:ascii="Arial Unicode MS" w:hAnsi="Arial Unicode MS"/>
-              </w:rPr>
-            </w:pPr>
+              <w:t>개발 편집기</w:t>
+            </w:r>
+          </w:p>
+        </w:tc>
+        <w:tc>
+          <w:tcPr>
+            <w:tcW w:w="1365" w:type="dxa"/>
+            <w:tcMar>
+              <w:top w:w="100" w:type="dxa"/>
+              <w:left w:w="100" w:type="dxa"/>
+              <w:bottom w:w="100" w:type="dxa"/>
+              <w:right w:w="100" w:type="dxa"/>
+            </w:tcMar>
+          </w:tcPr>
+          <w:p>
+            <w:pPr>
+              <w:widowControl w:val="0"/>
+              <w:spacing w:line="240" w:lineRule="auto"/>
+              <w:rPr>
+                <w:rFonts w:ascii="Arial Unicode MS" w:hAnsi="Arial Unicode MS" w:hint="eastAsia"/>
+              </w:rPr>
+            </w:pPr>
+            <w:r>
+              <w:rPr>
+                <w:rFonts w:ascii="Arial Unicode MS" w:eastAsia="맑은 고딕" w:hAnsi="Arial Unicode MS" w:cs="맑은 고딕"/>
+              </w:rPr>
+              <w:t>실행/</w:t>
+            </w:r>
             <w:r>
               <w:rPr>
                 <w:rFonts w:ascii="맑은 고딕" w:eastAsia="맑은 고딕" w:hAnsi="맑은 고딕" w:cs="맑은 고딕" w:hint="eastAsia"/>
               </w:rPr>
-              <w:t>개발</w:t>
-            </w:r>
-            <w:r>
-              <w:rPr>
-                <w:rFonts w:ascii="Arial Unicode MS" w:eastAsia="맑은 고딕" w:hAnsi="Arial Unicode MS" w:cs="맑은 고딕"/>
-              </w:rPr>
-              <w:t>언어/런타임</w:t>
-            </w:r>
-          </w:p>
-        </w:tc>
-        <w:tc>
-          <w:tcPr>
-            <w:tcW w:w="1695" w:type="dxa"/>
-            <w:tcMar>
-              <w:top w:w="100" w:type="dxa"/>
-              <w:left w:w="100" w:type="dxa"/>
-              <w:bottom w:w="100" w:type="dxa"/>
-              <w:right w:w="100" w:type="dxa"/>
-            </w:tcMar>
-          </w:tcPr>
-          <w:p>
-            <w:pPr>
-              <w:widowControl w:val="0"/>
-              <w:spacing w:line="240" w:lineRule="auto"/>
-              <w:rPr>
-                <w:rFonts w:ascii="Arial Unicode MS" w:hAnsi="Arial Unicode MS"/>
-              </w:rPr>
-            </w:pPr>
-            <w:r>
-              <w:rPr>
-                <w:rFonts w:ascii="Arial Unicode MS" w:hAnsi="Arial Unicode MS"/>
-              </w:rPr>
-              <w:t>개발 편집기</w:t>
-            </w:r>
-          </w:p>
-        </w:tc>
-        <w:tc>
-          <w:tcPr>
-            <w:tcW w:w="1365" w:type="dxa"/>
-            <w:tcMar>
-              <w:top w:w="100" w:type="dxa"/>
-              <w:left w:w="100" w:type="dxa"/>
-              <w:bottom w:w="100" w:type="dxa"/>
-              <w:right w:w="100" w:type="dxa"/>
-            </w:tcMar>
-          </w:tcPr>
-          <w:p>
-            <w:pPr>
-              <w:widowControl w:val="0"/>
-              <w:spacing w:line="240" w:lineRule="auto"/>
-              <w:rPr>
-                <w:rFonts w:ascii="Arial Unicode MS" w:hAnsi="Arial Unicode MS"/>
-              </w:rPr>
-            </w:pPr>
-            <w:r>
-              <w:rPr>
-                <w:rFonts w:ascii="Arial Unicode MS" w:eastAsia="맑은 고딕" w:hAnsi="Arial Unicode MS" w:cs="맑은 고딕"/>
-              </w:rPr>
-              <w:t>실행/</w:t>
-            </w:r>
-            <w:r>
-              <w:rPr>
-                <w:rFonts w:ascii="맑은 고딕" w:eastAsia="맑은 고딕" w:hAnsi="맑은 고딕" w:cs="맑은 고딕" w:hint="eastAsia"/>
-              </w:rPr>
               <w:t>테스트도구</w:t>
             </w:r>
           </w:p>
@@ -388,7 +555,7 @@
               <w:widowControl w:val="0"/>
               <w:spacing w:line="240" w:lineRule="auto"/>
               <w:rPr>
-                <w:rFonts w:ascii="Arial Unicode MS" w:hAnsi="Arial Unicode MS"/>
+                <w:rFonts w:ascii="Arial Unicode MS" w:hAnsi="Arial Unicode MS" w:hint="eastAsia"/>
               </w:rPr>
             </w:pPr>
             <w:r>
@@ -423,7 +590,7 @@
               </w:pBdr>
               <w:spacing w:line="240" w:lineRule="auto"/>
               <w:rPr>
-                <w:rFonts w:asciiTheme="minorEastAsia" w:hAnsiTheme="minorEastAsia" w:hint="eastAsia"/>
+                <w:rFonts w:asciiTheme="minorEastAsia" w:hAnsiTheme="minorEastAsia"/>
               </w:rPr>
             </w:pPr>
             <w:r>
@@ -456,6 +623,9 @@
               </w:pBdr>
               <w:spacing w:line="240" w:lineRule="auto"/>
             </w:pPr>
+            <w:r>
+              <w:t>Windows 10/11</w:t>
+            </w:r>
           </w:p>
         </w:tc>
         <w:tc>
@@ -479,7 +649,33 @@
                 <w:between w:val="nil"/>
               </w:pBdr>
               <w:spacing w:line="240" w:lineRule="auto"/>
-            </w:pPr>
+              <w:rPr>
+                <w:rFonts w:hint="eastAsia"/>
+              </w:rPr>
+            </w:pPr>
+            <w:proofErr w:type="spellStart"/>
+            <w:r>
+              <w:t>Python</w:t>
+            </w:r>
+            <w:proofErr w:type="spellEnd"/>
+            <w:r>
+              <w:t xml:space="preserve"> </w:t>
+            </w:r>
+            <w:r>
+              <w:rPr>
+                <w:rFonts w:hint="eastAsia"/>
+              </w:rPr>
+              <w:t xml:space="preserve">&gt;= </w:t>
+            </w:r>
+            <w:r>
+              <w:t>3.</w:t>
+            </w:r>
+            <w:r>
+              <w:rPr>
+                <w:rFonts w:hint="eastAsia"/>
+              </w:rPr>
+              <w:t>9</w:t>
+            </w:r>
           </w:p>
         </w:tc>
         <w:tc>
@@ -504,6 +700,27 @@
               </w:pBdr>
               <w:spacing w:line="240" w:lineRule="auto"/>
             </w:pPr>
+            <w:proofErr w:type="spellStart"/>
+            <w:r>
+              <w:t>Visual</w:t>
+            </w:r>
+            <w:proofErr w:type="spellEnd"/>
+            <w:r>
+              <w:t xml:space="preserve"> </w:t>
+            </w:r>
+            <w:proofErr w:type="spellStart"/>
+            <w:r>
+              <w:t>Studio</w:t>
+            </w:r>
+            <w:proofErr w:type="spellEnd"/>
+            <w:r>
+              <w:t xml:space="preserve"> </w:t>
+            </w:r>
+            <w:proofErr w:type="spellStart"/>
+            <w:r>
+              <w:t>Code</w:t>
+            </w:r>
+            <w:proofErr w:type="spellEnd"/>
           </w:p>
         </w:tc>
         <w:tc>
@@ -528,6 +745,23 @@
               </w:pBdr>
               <w:spacing w:line="240" w:lineRule="auto"/>
             </w:pPr>
+            <w:r>
+              <w:t>웹</w:t>
+            </w:r>
+            <w:r>
+              <w:rPr>
+                <w:rFonts w:hint="eastAsia"/>
+              </w:rPr>
+              <w:t xml:space="preserve"> </w:t>
+            </w:r>
+            <w:r>
+              <w:t xml:space="preserve">브라우저 / </w:t>
+            </w:r>
+            <w:proofErr w:type="spellStart"/>
+            <w:r>
+              <w:t>Uvicorn</w:t>
+            </w:r>
+            <w:proofErr w:type="spellEnd"/>
           </w:p>
         </w:tc>
         <w:tc>
@@ -552,6 +786,11 @@
               </w:pBdr>
               <w:spacing w:line="240" w:lineRule="auto"/>
             </w:pPr>
+            <w:proofErr w:type="spellStart"/>
+            <w:r>
+              <w:t>PostgreSQL</w:t>
+            </w:r>
+            <w:proofErr w:type="spellEnd"/>
           </w:p>
         </w:tc>
       </w:tr>
@@ -611,6 +850,9 @@
               </w:pBdr>
               <w:spacing w:line="240" w:lineRule="auto"/>
             </w:pPr>
+            <w:r>
+              <w:t>개발 및 실행을 수행하는 운영체제</w:t>
+            </w:r>
           </w:p>
         </w:tc>
         <w:tc>
@@ -635,6 +877,12 @@
               </w:pBdr>
               <w:spacing w:line="240" w:lineRule="auto"/>
             </w:pPr>
+            <w:r>
+              <w:rPr>
+                <w:rFonts w:hint="eastAsia"/>
+              </w:rPr>
+              <w:t>프로그래밍 개발 언어</w:t>
+            </w:r>
           </w:p>
         </w:tc>
         <w:tc>
@@ -659,6 +907,20 @@
               </w:pBdr>
               <w:spacing w:line="240" w:lineRule="auto"/>
             </w:pPr>
+            <w:proofErr w:type="spellStart"/>
+            <w:r>
+              <w:t>Python</w:t>
+            </w:r>
+            <w:proofErr w:type="spellEnd"/>
+            <w:r>
+              <w:t xml:space="preserve"> 코드 작성</w:t>
+            </w:r>
+            <w:r>
+              <w:rPr>
+                <w:rFonts w:hint="eastAsia"/>
+              </w:rPr>
+              <w:t>, 서버 실행</w:t>
+            </w:r>
           </w:p>
         </w:tc>
         <w:tc>
@@ -683,6 +945,14 @@
               </w:pBdr>
               <w:spacing w:line="240" w:lineRule="auto"/>
             </w:pPr>
+            <w:proofErr w:type="spellStart"/>
+            <w:r>
+              <w:t>FastAPI</w:t>
+            </w:r>
+            <w:proofErr w:type="spellEnd"/>
+            <w:r>
+              <w:t xml:space="preserve"> 서버 실행 및 API 동작 확인</w:t>
+            </w:r>
           </w:p>
         </w:tc>
         <w:tc>
@@ -707,6 +977,9 @@
               </w:pBdr>
               <w:spacing w:line="240" w:lineRule="auto"/>
             </w:pPr>
+            <w:r>
+              <w:t>데이터를 저장하는 관계형 데이터베이스</w:t>
+            </w:r>
           </w:p>
         </w:tc>
       </w:tr>
@@ -766,6 +1039,9 @@
               </w:pBdr>
               <w:spacing w:line="240" w:lineRule="auto"/>
             </w:pPr>
+            <w:r>
+              <w:t>개발 환경 구성</w:t>
+            </w:r>
           </w:p>
         </w:tc>
         <w:tc>
@@ -790,6 +1066,9 @@
               </w:pBdr>
               <w:spacing w:line="240" w:lineRule="auto"/>
             </w:pPr>
+            <w:r>
+              <w:t>API 구현, DB 연동</w:t>
+            </w:r>
           </w:p>
         </w:tc>
         <w:tc>
@@ -814,6 +1093,9 @@
               </w:pBdr>
               <w:spacing w:line="240" w:lineRule="auto"/>
             </w:pPr>
+            <w:r>
+              <w:t>코드 작성</w:t>
+            </w:r>
           </w:p>
         </w:tc>
         <w:tc>
@@ -838,6 +1120,18 @@
               </w:pBdr>
               <w:spacing w:line="240" w:lineRule="auto"/>
             </w:pPr>
+            <w:r>
+              <w:t>서버 실행</w:t>
+            </w:r>
+            <w:r>
+              <w:rPr>
+                <w:rFonts w:hint="eastAsia"/>
+              </w:rPr>
+              <w:t xml:space="preserve">, </w:t>
+            </w:r>
+            <w:r>
+              <w:t>API 결과 확인</w:t>
+            </w:r>
           </w:p>
         </w:tc>
         <w:tc>
@@ -862,6 +1156,9 @@
               </w:pBdr>
               <w:spacing w:line="240" w:lineRule="auto"/>
             </w:pPr>
+            <w:r>
+              <w:t>데이터 저장 및 조회</w:t>
+            </w:r>
           </w:p>
         </w:tc>
       </w:tr>
